--- a/docs/a traduire/6/Chapitre_VI_Consequences_France_Europe_FR.docx
+++ b/docs/a traduire/6/Chapitre_VI_Consequences_France_Europe_FR.docx
@@ -1306,7 +1306,7 @@
           <w:color w:val="202020"/>
           <w:sz w:val="22"/>
         </w:rPr>
-        <w:t>Configuration 2 : Hub energetique et applicatif (scenario C). La France exploite son avantage nucleaire pour devenir le centre de gravite energetique de l'IA en Europe. Mistral Compute et les Gigafactories fournissent un compute local competitif pour l'inference et le fine-tuning. Les entreprises francaises sont souveraines dans l'application mais dependantes du hardware US. Sur le compute brut, le ratio US/UE descend de 17,6:1 en 2025 vers 8-10:1 en 2030 ; sur le CACI Power Mode, l'ecart se referme de 3,46:1 vers 2,0-2,5:1. Le brain drain est ralenti par l'existence d'un ecosysteme local attractif.</w:t>
+        <w:t>Configuration 2 : Hub energetique et applicatif (scenario C). La France exploite son avantage nucleaire pour devenir le centre de gravite energetique de l'IA en Europe. Mistral Compute et les Gigafactories fournissent un compute local competitif pour l'inference et le fine-tuning. Les entreprises francaises sont souveraines dans l'application mais dependantes du hardware US. Sur le compute brut, le ratio US/UE descend de 17,6:1 en 2025 vers 8-10:1 en 2030 ; sur le CACI Power Mode, l'ecart se referme de 3,64:1 vers 2,0-2,5:1. Le brain drain est ralenti par l'existence d'un ecosysteme local attractif.</w:t>
       </w:r>
     </w:p>
     <w:p>

--- a/docs/a traduire/6/Chapitre_VI_Consequences_France_Europe_FR.docx
+++ b/docs/a traduire/6/Chapitre_VI_Consequences_France_Europe_FR.docx
@@ -1306,7 +1306,7 @@
           <w:color w:val="202020"/>
           <w:sz w:val="22"/>
         </w:rPr>
-        <w:t>Configuration 2 : Hub energetique et applicatif (scenario C). La France exploite son avantage nucleaire pour devenir le centre de gravite energetique de l'IA en Europe. Mistral Compute et les Gigafactories fournissent un compute local competitif pour l'inference et le fine-tuning. Les entreprises francaises sont souveraines dans l'application mais dependantes du hardware US. Sur le compute brut, le ratio US/UE descend de 17,6:1 en 2025 vers 8-10:1 en 2030 ; sur le CACI Power Mode, l'ecart se referme de 3,64:1 vers 2,0-2,5:1. Le brain drain est ralenti par l'existence d'un ecosysteme local attractif.</w:t>
+        <w:t>Configuration 2 : Hub energetique et applicatif (scenario C). La France exploite son avantage nucleaire pour devenir le centre de gravite energetique de l'IA en Europe. Mistral Compute et les Gigafactories fournissent un compute local competitif pour l'inference et le fine-tuning. Les entreprises francaises sont souveraines dans l'application mais dependantes du hardware US. Sur le compute brut, le ratio US/UE descend de 17,6:1 en 2025 vers 8-10:1 en 2030 ; sur le CACI Power Mode, l'ecart se referme de 3,47:1 vers 2,0-2,5:1. Le brain drain est ralenti par l'existence d'un ecosysteme local attractif.</w:t>
       </w:r>
     </w:p>
     <w:p>

--- a/docs/a traduire/6/Chapitre_VI_Consequences_France_Europe_FR.docx
+++ b/docs/a traduire/6/Chapitre_VI_Consequences_France_Europe_FR.docx
@@ -99,7 +99,7 @@
                 <w:color w:val="1A2744"/>
                 <w:sz w:val="22"/>
               </w:rPr>
-              <w:t>76,9 pct du compute IA operationnel mondial = USA</w:t>
+              <w:t>78,9 pct du compute IA operationnel mondial = USA</w:t>
             </w:r>
           </w:p>
         </w:tc>
@@ -141,7 +141,7 @@
                 <w:color w:val="1A2744"/>
                 <w:sz w:val="22"/>
               </w:rPr>
-              <w:t>3,46:1 ratio CACI US/EU (Power Mode)</w:t>
+              <w:t>3,47:1 ratio CACI US/EU (Power Mode)</w:t>
             </w:r>
           </w:p>
         </w:tc>
